--- a/PARTE TERZA_DI CARO/LAB5_2_TNL3/Relazione_LAB5.2.docx
+++ b/PARTE TERZA_DI CARO/LAB5_2_TNL3/Relazione_LAB5.2.docx
@@ -181,7 +181,25 @@
           <w:sz w:val="32"/>
           <w:szCs w:val="32"/>
         </w:rPr>
-        <w:t>Tecnologie del Linguaggio Naturale-Parte II Prof. L. Di Caro</w:t>
+        <w:t>Tecnologie del Linguaggio Naturale-Parte II</w:t>
+      </w:r>
+      <w:r>
+        <w:rPr>
+          <w:rFonts w:ascii="Times New Roman" w:eastAsia="Times New Roman" w:hAnsi="Times New Roman" w:cs="Times New Roman"/>
+          <w:b/>
+          <w:sz w:val="32"/>
+          <w:szCs w:val="32"/>
+        </w:rPr>
+        <w:t>I</w:t>
+      </w:r>
+      <w:r>
+        <w:rPr>
+          <w:rFonts w:ascii="Times New Roman" w:eastAsia="Times New Roman" w:hAnsi="Times New Roman" w:cs="Times New Roman"/>
+          <w:b/>
+          <w:sz w:val="32"/>
+          <w:szCs w:val="32"/>
+        </w:rPr>
+        <w:t xml:space="preserve"> Prof. L. Di Caro</w:t>
       </w:r>
     </w:p>
     <w:p>
@@ -375,7 +393,16 @@
           <w:sz w:val="24"/>
           <w:szCs w:val="24"/>
         </w:rPr>
-        <w:t xml:space="preserve">contenute nel file  </w:t>
+        <w:t>contenute nel file</w:t>
+      </w:r>
+      <w:r>
+        <w:rPr>
+          <w:rFonts w:ascii="Times New Roman" w:eastAsia="Times New Roman" w:hAnsi="Times New Roman" w:cs="Times New Roman"/>
+          <w:color w:val="000000"/>
+          <w:sz w:val="24"/>
+          <w:szCs w:val="24"/>
+        </w:rPr>
+        <w:t xml:space="preserve"> </w:t>
       </w:r>
       <w:r>
         <w:rPr>
@@ -736,7 +763,7 @@
           <w:sz w:val="24"/>
           <w:szCs w:val="24"/>
         </w:rPr>
-        <w:t>la funzione permette realizza l’interazione tra l’utente e il modello di linguaggio caricato.</w:t>
+        <w:t>la funzione realizza l’interazione tra l’utente e il modello di linguaggio caricato.</w:t>
       </w:r>
       <w:r>
         <w:rPr>
@@ -745,7 +772,23 @@
           <w:szCs w:val="24"/>
         </w:rPr>
         <w:br/>
-        <w:t>L’utente fornisce una sequenza di definizioni legate ad un concetto che il modello deve cercare di indovinare. La funzione utilizza fondamentalmente tre strutture dati: una lista per salvare i risultati finali, una lista che memorizza la conversazione completa (prompt e risposte del modello), un dizionario che registra un log delle interazioni, così da tenere traccia di tutte le scelte fatte. Per ogni concetto del dizionario fornito, vengono scelte in modo randomico un numero max_per_def di definizioni associate. Queste definizioni vengono presentate una alla volta e per ciascuna, l’utente decide come usarla per costruire il prompt da dare al modello. La prima definizione viene sempre usata automaticamente, mentre per le successive l’utente può scegliere se includerle o meno nel proprio prompt. L’utente scrive quindi il prompt a mano oppure può digitare “exit” per uscire dal programma. Sulla base del prompt passato, il modello restituisce un’ipotesi (il “guess”). Se la risposta soddisfa l’utente, il concetto viene considerato indovinato, e si passa al concetto successivo. In caso contrario, l’utente può scegliere se provare una definizione diversa oppure riscrivere il prompt mantenendo la stessa definizione. In entrambi i casi la decisione viene annotata nel log. La funzione restituisce la lista dei risultati finali per ciascun concetto e il log dettagliato delle interazioni.</w:t>
+        <w:t>L’utente fornisce una sequenza di definizioni legate ad un concetto che il modello deve cercare di indovinare. La funzione utilizza fondamentalmente tre strutture dati: una lista per salvare i risultati finali, una lista che memorizza la conversazione completa (prompt e risposte del modello), un dizionario che registra un log delle interazioni, così da tenere traccia di tutte le scelte fatte. Per ogni concetto del dizionario fornito, vengono scelte in modo randomico un numero max_per_def di definizioni associate. Queste definizioni vengono presentate una alla volta e per ciascuna, l’utente decide come usarla per costruire il prompt da dare al modello. La prima definizione viene sempre usata automaticamente, mentre per le successive l’utente può scegliere se includerle o meno nel proprio prompt. L’utente scrive quindi il prompt a mano oppure può digitare “exit” per uscire dal programma. Sulla base del prompt passato, il modello restituisce un’ipotesi (il “guess”). Se la risposta soddisfa l’utente, il concetto viene considerato indovina e</w:t>
+      </w:r>
+      <w:r>
+        <w:rPr>
+          <w:rFonts w:ascii="Times New Roman" w:eastAsia="Times New Roman" w:hAnsi="Times New Roman" w:cs="Times New Roman"/>
+          <w:sz w:val="24"/>
+          <w:szCs w:val="24"/>
+        </w:rPr>
+        <w:t xml:space="preserve"> </w:t>
+      </w:r>
+      <w:r>
+        <w:rPr>
+          <w:rFonts w:ascii="Times New Roman" w:eastAsia="Times New Roman" w:hAnsi="Times New Roman" w:cs="Times New Roman"/>
+          <w:sz w:val="24"/>
+          <w:szCs w:val="24"/>
+        </w:rPr>
+        <w:t>si passa al concetto successivo. In caso contrario, l’utente può scegliere se provare una definizione diversa oppure riscrivere il prompt mantenendo la stessa definizione. In entrambi i casi la decisione viene annotata nel log. La funzione restituisce la lista dei risultati finali per ciascun concetto e il log dettagliato delle interazioni.</w:t>
       </w:r>
     </w:p>
     <w:p>
@@ -794,7 +837,23 @@
           <w:sz w:val="24"/>
           <w:szCs w:val="24"/>
         </w:rPr>
-        <w:t xml:space="preserve">     Si riporta, a titolo di esempio, qualche interazione tra utente e modello finalizzata ad indovinare un concetto partendo dalla definizione. </w:t>
+        <w:t xml:space="preserve">     Si riporta, a titolo di esempio, qualche interazione tra utente e modello finalizzat</w:t>
+      </w:r>
+      <w:r>
+        <w:rPr>
+          <w:rFonts w:ascii="Times New Roman" w:eastAsia="Times New Roman" w:hAnsi="Times New Roman" w:cs="Times New Roman"/>
+          <w:sz w:val="24"/>
+          <w:szCs w:val="24"/>
+        </w:rPr>
+        <w:t>e</w:t>
+      </w:r>
+      <w:r>
+        <w:rPr>
+          <w:rFonts w:ascii="Times New Roman" w:eastAsia="Times New Roman" w:hAnsi="Times New Roman" w:cs="Times New Roman"/>
+          <w:sz w:val="24"/>
+          <w:szCs w:val="24"/>
+        </w:rPr>
+        <w:t xml:space="preserve"> ad indovinare un concetto partendo dalla definizione. </w:t>
       </w:r>
     </w:p>
     <w:p>
@@ -1168,7 +1227,23 @@
           <w:sz w:val="24"/>
           <w:szCs w:val="24"/>
         </w:rPr>
-        <w:t xml:space="preserve">Questa interazione dimostra che prompt contestualizzati e ben vincolati e finalizzati aiutano il sistema a fornire risposte coerenti. In questo caso, la convergenza si ottiene subito al primo tentativo e utilizzando solo una definizione. </w:t>
+        <w:t>Questa interazione dimostra che prompt contestualizzati</w:t>
+      </w:r>
+      <w:r>
+        <w:rPr>
+          <w:rFonts w:ascii="Times New Roman" w:eastAsia="Times New Roman" w:hAnsi="Times New Roman" w:cs="Times New Roman"/>
+          <w:sz w:val="24"/>
+          <w:szCs w:val="24"/>
+        </w:rPr>
+        <w:t>,</w:t>
+      </w:r>
+      <w:r>
+        <w:rPr>
+          <w:rFonts w:ascii="Times New Roman" w:eastAsia="Times New Roman" w:hAnsi="Times New Roman" w:cs="Times New Roman"/>
+          <w:sz w:val="24"/>
+          <w:szCs w:val="24"/>
+        </w:rPr>
+        <w:t xml:space="preserve"> ben vincolati e finalizzati aiutano il sistema a fornire risposte coerenti. In questo caso, la convergenza si ottiene subito al primo tentativo e utilizzando solo una definizione. </w:t>
       </w:r>
     </w:p>
     <w:p>

--- a/PARTE TERZA_DI CARO/LAB5_2_TNL3/Relazione_LAB5.2.docx
+++ b/PARTE TERZA_DI CARO/LAB5_2_TNL3/Relazione_LAB5.2.docx
@@ -772,7 +772,51 @@
           <w:szCs w:val="24"/>
         </w:rPr>
         <w:br/>
-        <w:t>L’utente fornisce una sequenza di definizioni legate ad un concetto che il modello deve cercare di indovinare. La funzione utilizza fondamentalmente tre strutture dati: una lista per salvare i risultati finali, una lista che memorizza la conversazione completa (prompt e risposte del modello), un dizionario che registra un log delle interazioni, così da tenere traccia di tutte le scelte fatte. Per ogni concetto del dizionario fornito, vengono scelte in modo randomico un numero max_per_def di definizioni associate. Queste definizioni vengono presentate una alla volta e per ciascuna, l’utente decide come usarla per costruire il prompt da dare al modello. La prima definizione viene sempre usata automaticamente, mentre per le successive l’utente può scegliere se includerle o meno nel proprio prompt. L’utente scrive quindi il prompt a mano oppure può digitare “exit” per uscire dal programma. Sulla base del prompt passato, il modello restituisce un’ipotesi (il “guess”). Se la risposta soddisfa l’utente, il concetto viene considerato indovina e</w:t>
+        <w:t xml:space="preserve">L’utente fornisce una sequenza di definizioni legate ad un concetto che il modello deve cercare di indovinare. La funzione utilizza fondamentalmente tre strutture dati: una lista per salvare i risultati finali, una lista che memorizza la conversazione completa (prompt e risposte del modello), un dizionario che registra un log delle interazioni, così da tenere traccia di tutte le scelte fatte. Per ogni concetto del dizionario fornito, vengono scelte in modo randomico un numero </w:t>
+      </w:r>
+      <w:r>
+        <w:rPr>
+          <w:rFonts w:ascii="Times New Roman" w:eastAsia="Times New Roman" w:hAnsi="Times New Roman" w:cs="Times New Roman"/>
+          <w:i/>
+          <w:iCs/>
+          <w:sz w:val="24"/>
+          <w:szCs w:val="24"/>
+        </w:rPr>
+        <w:t>max_per_</w:t>
+      </w:r>
+      <w:r>
+        <w:rPr>
+          <w:rFonts w:ascii="Times New Roman" w:eastAsia="Times New Roman" w:hAnsi="Times New Roman" w:cs="Times New Roman"/>
+          <w:i/>
+          <w:iCs/>
+          <w:sz w:val="24"/>
+          <w:szCs w:val="24"/>
+        </w:rPr>
+        <w:t>concept</w:t>
+      </w:r>
+      <w:r>
+        <w:rPr>
+          <w:rFonts w:ascii="Times New Roman" w:eastAsia="Times New Roman" w:hAnsi="Times New Roman" w:cs="Times New Roman"/>
+          <w:sz w:val="24"/>
+          <w:szCs w:val="24"/>
+        </w:rPr>
+        <w:t xml:space="preserve"> di definizioni associate. Queste definizioni vengono presentate una alla volta e per ciascuna, l’utente decide come usarla per costruire il prompt da dare al modello. La prima definizione viene sempre usata automaticamente, mentre per le successive l’utente può scegliere se includerle o meno nel proprio prompt. L’utente scrive quindi il prompt a mano oppure può digitare “exit” per uscire dal programma. Sulla base del prompt passato, il modello restituisce un’ipotesi (il “guess”). Se la risposta soddisfa l’utente, il concetto viene considerato indovina</w:t>
+      </w:r>
+      <w:r>
+        <w:rPr>
+          <w:rFonts w:ascii="Times New Roman" w:eastAsia="Times New Roman" w:hAnsi="Times New Roman" w:cs="Times New Roman"/>
+          <w:sz w:val="24"/>
+          <w:szCs w:val="24"/>
+        </w:rPr>
+        <w:t>to</w:t>
+      </w:r>
+      <w:r>
+        <w:rPr>
+          <w:rFonts w:ascii="Times New Roman" w:eastAsia="Times New Roman" w:hAnsi="Times New Roman" w:cs="Times New Roman"/>
+          <w:sz w:val="24"/>
+          <w:szCs w:val="24"/>
+        </w:rPr>
+        <w:t xml:space="preserve"> e</w:t>
       </w:r>
       <w:r>
         <w:rPr>

--- a/PARTE TERZA_DI CARO/LAB5_2_TNL3/Relazione_LAB5.2.docx
+++ b/PARTE TERZA_DI CARO/LAB5_2_TNL3/Relazione_LAB5.2.docx
@@ -1109,7 +1109,7 @@
         </w:rPr>
         <w:lastRenderedPageBreak/>
         <w:drawing>
-          <wp:anchor distT="0" distB="0" distL="114300" distR="114300" simplePos="0" relativeHeight="251662336" behindDoc="0" locked="0" layoutInCell="1" allowOverlap="1" wp14:anchorId="05E61D06" wp14:editId="44B8019F">
+          <wp:anchor distT="0" distB="0" distL="114300" distR="114300" simplePos="0" relativeHeight="251662336" behindDoc="0" locked="0" layoutInCell="1" allowOverlap="1" wp14:anchorId="05E61D06" wp14:editId="42D91887">
             <wp:simplePos x="0" y="0"/>
             <wp:positionH relativeFrom="margin">
               <wp:align>right</wp:align>
@@ -1155,6 +1155,9 @@
                 </pic:pic>
               </a:graphicData>
             </a:graphic>
+            <wp14:sizeRelV relativeFrom="margin">
+              <wp14:pctHeight>0</wp14:pctHeight>
+            </wp14:sizeRelV>
           </wp:anchor>
         </w:drawing>
       </w:r>
@@ -1509,6 +1512,60 @@
       </w:pPr>
       <w:r>
         <w:rPr>
+          <w:noProof/>
+        </w:rPr>
+        <w:drawing>
+          <wp:anchor distT="0" distB="0" distL="114300" distR="114300" simplePos="0" relativeHeight="251667456" behindDoc="0" locked="0" layoutInCell="1" allowOverlap="1" wp14:anchorId="461D1872" wp14:editId="6AF6A512">
+            <wp:simplePos x="0" y="0"/>
+            <wp:positionH relativeFrom="margin">
+              <wp:align>right</wp:align>
+            </wp:positionH>
+            <wp:positionV relativeFrom="paragraph">
+              <wp:posOffset>2103755</wp:posOffset>
+            </wp:positionV>
+            <wp:extent cx="5943600" cy="1384300"/>
+            <wp:effectExtent l="0" t="0" r="0" b="6350"/>
+            <wp:wrapTopAndBottom/>
+            <wp:docPr id="15" name="image3.png"/>
+            <wp:cNvGraphicFramePr/>
+            <a:graphic xmlns:a="http://schemas.openxmlformats.org/drawingml/2006/main">
+              <a:graphicData uri="http://schemas.openxmlformats.org/drawingml/2006/picture">
+                <pic:pic xmlns:pic="http://schemas.openxmlformats.org/drawingml/2006/picture">
+                  <pic:nvPicPr>
+                    <pic:cNvPr id="0" name="image3.png"/>
+                    <pic:cNvPicPr preferRelativeResize="0"/>
+                  </pic:nvPicPr>
+                  <pic:blipFill>
+                    <a:blip r:embed="rId15">
+                      <a:extLst>
+                        <a:ext uri="{28A0092B-C50C-407E-A947-70E740481C1C}">
+                          <a14:useLocalDpi xmlns:a14="http://schemas.microsoft.com/office/drawing/2010/main" val="0"/>
+                        </a:ext>
+                      </a:extLst>
+                    </a:blip>
+                    <a:srcRect/>
+                    <a:stretch>
+                      <a:fillRect/>
+                    </a:stretch>
+                  </pic:blipFill>
+                  <pic:spPr>
+                    <a:xfrm>
+                      <a:off x="0" y="0"/>
+                      <a:ext cx="5943600" cy="1384300"/>
+                    </a:xfrm>
+                    <a:prstGeom prst="rect">
+                      <a:avLst/>
+                    </a:prstGeom>
+                    <a:ln/>
+                  </pic:spPr>
+                </pic:pic>
+              </a:graphicData>
+            </a:graphic>
+          </wp:anchor>
+        </w:drawing>
+      </w:r>
+      <w:r>
+        <w:rPr>
           <w:rFonts w:ascii="Times New Roman" w:eastAsia="Times New Roman" w:hAnsi="Times New Roman" w:cs="Times New Roman"/>
           <w:noProof/>
           <w:sz w:val="24"/>
@@ -1536,7 +1593,7 @@
                     <pic:cNvPicPr preferRelativeResize="0"/>
                   </pic:nvPicPr>
                   <pic:blipFill>
-                    <a:blip r:embed="rId15">
+                    <a:blip r:embed="rId16">
                       <a:extLst>
                         <a:ext uri="{28A0092B-C50C-407E-A947-70E740481C1C}">
                           <a14:useLocalDpi xmlns:a14="http://schemas.microsoft.com/office/drawing/2010/main" val="0"/>
@@ -1582,60 +1639,6 @@
           <w:szCs w:val="24"/>
         </w:rPr>
       </w:pPr>
-      <w:r>
-        <w:rPr>
-          <w:noProof/>
-        </w:rPr>
-        <w:drawing>
-          <wp:anchor distT="0" distB="0" distL="114300" distR="114300" simplePos="0" relativeHeight="251667456" behindDoc="0" locked="0" layoutInCell="1" allowOverlap="1" wp14:anchorId="461D1872" wp14:editId="76659899">
-            <wp:simplePos x="0" y="0"/>
-            <wp:positionH relativeFrom="column">
-              <wp:posOffset>7620</wp:posOffset>
-            </wp:positionH>
-            <wp:positionV relativeFrom="paragraph">
-              <wp:posOffset>1736090</wp:posOffset>
-            </wp:positionV>
-            <wp:extent cx="5943600" cy="1384300"/>
-            <wp:effectExtent l="0" t="0" r="0" b="6350"/>
-            <wp:wrapTopAndBottom/>
-            <wp:docPr id="15" name="image3.png"/>
-            <wp:cNvGraphicFramePr/>
-            <a:graphic xmlns:a="http://schemas.openxmlformats.org/drawingml/2006/main">
-              <a:graphicData uri="http://schemas.openxmlformats.org/drawingml/2006/picture">
-                <pic:pic xmlns:pic="http://schemas.openxmlformats.org/drawingml/2006/picture">
-                  <pic:nvPicPr>
-                    <pic:cNvPr id="0" name="image3.png"/>
-                    <pic:cNvPicPr preferRelativeResize="0"/>
-                  </pic:nvPicPr>
-                  <pic:blipFill>
-                    <a:blip r:embed="rId16">
-                      <a:extLst>
-                        <a:ext uri="{28A0092B-C50C-407E-A947-70E740481C1C}">
-                          <a14:useLocalDpi xmlns:a14="http://schemas.microsoft.com/office/drawing/2010/main" val="0"/>
-                        </a:ext>
-                      </a:extLst>
-                    </a:blip>
-                    <a:srcRect/>
-                    <a:stretch>
-                      <a:fillRect/>
-                    </a:stretch>
-                  </pic:blipFill>
-                  <pic:spPr>
-                    <a:xfrm>
-                      <a:off x="0" y="0"/>
-                      <a:ext cx="5943600" cy="1384300"/>
-                    </a:xfrm>
-                    <a:prstGeom prst="rect">
-                      <a:avLst/>
-                    </a:prstGeom>
-                    <a:ln/>
-                  </pic:spPr>
-                </pic:pic>
-              </a:graphicData>
-            </a:graphic>
-          </wp:anchor>
-        </w:drawing>
-      </w:r>
     </w:p>
     <w:p>
       <w:r>
@@ -1644,21 +1647,21 @@
         </w:rPr>
         <w:lastRenderedPageBreak/>
         <w:drawing>
-          <wp:anchor distT="0" distB="0" distL="114300" distR="114300" simplePos="0" relativeHeight="251668480" behindDoc="1" locked="0" layoutInCell="1" allowOverlap="1" wp14:anchorId="28EF2ABF" wp14:editId="0D737602">
+          <wp:anchor distT="0" distB="0" distL="114300" distR="114300" simplePos="0" relativeHeight="251668480" behindDoc="1" locked="0" layoutInCell="1" allowOverlap="1" wp14:anchorId="28EF2ABF" wp14:editId="4426A7E1">
             <wp:simplePos x="0" y="0"/>
             <wp:positionH relativeFrom="margin">
               <wp:align>right</wp:align>
             </wp:positionH>
             <wp:positionV relativeFrom="paragraph">
-              <wp:posOffset>1849120</wp:posOffset>
+              <wp:posOffset>1361440</wp:posOffset>
             </wp:positionV>
-            <wp:extent cx="5943600" cy="1397000"/>
+            <wp:extent cx="5943600" cy="1285240"/>
             <wp:effectExtent l="0" t="0" r="0" b="0"/>
             <wp:wrapTight wrapText="bothSides">
               <wp:wrapPolygon edited="0">
                 <wp:start x="0" y="0"/>
-                <wp:lineTo x="0" y="21207"/>
-                <wp:lineTo x="21531" y="21207"/>
+                <wp:lineTo x="0" y="21130"/>
+                <wp:lineTo x="21531" y="21130"/>
                 <wp:lineTo x="21531" y="0"/>
                 <wp:lineTo x="0" y="0"/>
               </wp:wrapPolygon>
@@ -1672,7 +1675,7 @@
                     <pic:cNvPr id="0" name="image6.png"/>
                     <pic:cNvPicPr preferRelativeResize="0"/>
                   </pic:nvPicPr>
-                  <pic:blipFill>
+                  <pic:blipFill rotWithShape="1">
                     <a:blip r:embed="rId17">
                       <a:extLst>
                         <a:ext uri="{28A0092B-C50C-407E-A947-70E740481C1C}">
@@ -1680,24 +1683,34 @@
                         </a:ext>
                       </a:extLst>
                     </a:blip>
-                    <a:srcRect/>
+                    <a:srcRect b="8000"/>
                     <a:stretch>
                       <a:fillRect/>
                     </a:stretch>
                   </pic:blipFill>
-                  <pic:spPr>
+                  <pic:spPr bwMode="auto">
                     <a:xfrm>
                       <a:off x="0" y="0"/>
-                      <a:ext cx="5943600" cy="1397000"/>
+                      <a:ext cx="5943600" cy="1285240"/>
                     </a:xfrm>
                     <a:prstGeom prst="rect">
                       <a:avLst/>
                     </a:prstGeom>
-                    <a:ln/>
+                    <a:ln>
+                      <a:noFill/>
+                    </a:ln>
+                    <a:extLst>
+                      <a:ext uri="{53640926-AAD7-44D8-BBD7-CCE9431645EC}">
+                        <a14:shadowObscured xmlns:a14="http://schemas.microsoft.com/office/drawing/2010/main"/>
+                      </a:ext>
+                    </a:extLst>
                   </pic:spPr>
                 </pic:pic>
               </a:graphicData>
             </a:graphic>
+            <wp14:sizeRelV relativeFrom="margin">
+              <wp14:pctHeight>0</wp14:pctHeight>
+            </wp14:sizeRelV>
           </wp:anchor>
         </w:drawing>
       </w:r>
@@ -1706,7 +1719,7 @@
           <w:noProof/>
         </w:rPr>
         <w:drawing>
-          <wp:anchor distT="114300" distB="114300" distL="114300" distR="114300" simplePos="0" relativeHeight="251659264" behindDoc="0" locked="0" layoutInCell="1" hidden="0" allowOverlap="1" wp14:anchorId="57EEA40A" wp14:editId="1612484C">
+          <wp:anchor distT="114300" distB="114300" distL="114300" distR="114300" simplePos="0" relativeHeight="251659264" behindDoc="0" locked="0" layoutInCell="1" hidden="0" allowOverlap="1" wp14:anchorId="57EEA40A" wp14:editId="5C4547BF">
             <wp:simplePos x="0" y="0"/>
             <wp:positionH relativeFrom="margin">
               <wp:align>right</wp:align>
@@ -1714,7 +1727,7 @@
             <wp:positionV relativeFrom="paragraph">
               <wp:posOffset>0</wp:posOffset>
             </wp:positionV>
-            <wp:extent cx="5943600" cy="1371600"/>
+            <wp:extent cx="5943600" cy="1315720"/>
             <wp:effectExtent l="0" t="0" r="0" b="0"/>
             <wp:wrapTopAndBottom/>
             <wp:docPr id="9" name="image2.png"/>
@@ -1726,31 +1739,40 @@
                     <pic:cNvPr id="0" name="image2.png"/>
                     <pic:cNvPicPr preferRelativeResize="0"/>
                   </pic:nvPicPr>
-                  <pic:blipFill>
+                  <pic:blipFill rotWithShape="1">
                     <a:blip r:embed="rId18"/>
-                    <a:srcRect/>
+                    <a:srcRect b="4074"/>
                     <a:stretch>
                       <a:fillRect/>
                     </a:stretch>
                   </pic:blipFill>
-                  <pic:spPr>
+                  <pic:spPr bwMode="auto">
                     <a:xfrm>
                       <a:off x="0" y="0"/>
-                      <a:ext cx="5943600" cy="1371600"/>
+                      <a:ext cx="5943600" cy="1315720"/>
                     </a:xfrm>
                     <a:prstGeom prst="rect">
                       <a:avLst/>
                     </a:prstGeom>
-                    <a:ln/>
+                    <a:ln>
+                      <a:noFill/>
+                    </a:ln>
+                    <a:extLst>
+                      <a:ext uri="{53640926-AAD7-44D8-BBD7-CCE9431645EC}">
+                        <a14:shadowObscured xmlns:a14="http://schemas.microsoft.com/office/drawing/2010/main"/>
+                      </a:ext>
+                    </a:extLst>
                   </pic:spPr>
                 </pic:pic>
               </a:graphicData>
             </a:graphic>
+            <wp14:sizeRelV relativeFrom="margin">
+              <wp14:pctHeight>0</wp14:pctHeight>
+            </wp14:sizeRelV>
           </wp:anchor>
         </w:drawing>
       </w:r>
     </w:p>
-    <w:p/>
     <w:p>
       <w:pPr>
         <w:jc w:val="both"/>
@@ -1768,13 +1790,13 @@
           <w:szCs w:val="24"/>
         </w:rPr>
         <w:drawing>
-          <wp:anchor distT="0" distB="0" distL="114300" distR="114300" simplePos="0" relativeHeight="251669504" behindDoc="0" locked="0" layoutInCell="1" allowOverlap="1" wp14:anchorId="2C007C17" wp14:editId="4CF7E827">
+          <wp:anchor distT="0" distB="0" distL="114300" distR="114300" simplePos="0" relativeHeight="251669504" behindDoc="0" locked="0" layoutInCell="1" allowOverlap="1" wp14:anchorId="2C007C17" wp14:editId="4DE72286">
             <wp:simplePos x="0" y="0"/>
             <wp:positionH relativeFrom="margin">
               <wp:align>right</wp:align>
             </wp:positionH>
             <wp:positionV relativeFrom="paragraph">
-              <wp:posOffset>729615</wp:posOffset>
+              <wp:posOffset>617855</wp:posOffset>
             </wp:positionV>
             <wp:extent cx="5943600" cy="965200"/>
             <wp:effectExtent l="0" t="0" r="0" b="6350"/>
@@ -1818,6 +1840,11 @@
         </w:drawing>
       </w:r>
       <w:r>
+        <w:rPr>
+          <w:rFonts w:ascii="Times New Roman" w:eastAsia="Times New Roman" w:hAnsi="Times New Roman" w:cs="Times New Roman"/>
+          <w:sz w:val="24"/>
+          <w:szCs w:val="24"/>
+        </w:rPr>
         <w:t xml:space="preserve">     </w:t>
       </w:r>
       <w:r>
@@ -1910,16 +1937,7 @@
           <w:sz w:val="24"/>
           <w:szCs w:val="24"/>
         </w:rPr>
-        <w:t xml:space="preserve">     Questo laboratorio dimostra chiaramente che l’efficienza del modello LLM nel processo di guessing dipende dall’interazione di più variabili. In primo luogo, la struttura del prompt è fondamentale: prompt ben contestualizzati, vincolanti e mirati permettono al sistema di ridurre la variabilità delle risposte e convergere più rapidamente verso il concetto corretto. In secondo luogo, anche la natura del concetto da indovinare influisce notevolmente. Concetti concreti e specifici risultano generalmente più facili da individuare rispetto a quelli astratti e generici, che richiedono più interazioni e raffinamenti. Infine, un ruolo determinante è svolto ovviamente dalla qualità delle definizioni fornite. Definizioni precise, chiare e non ambigue riducono il rischio che il modello </w:t>
-      </w:r>
-      <w:r>
-        <w:rPr>
-          <w:rFonts w:ascii="Times New Roman" w:eastAsia="Times New Roman" w:hAnsi="Times New Roman" w:cs="Times New Roman"/>
-          <w:sz w:val="24"/>
-          <w:szCs w:val="24"/>
-        </w:rPr>
-        <w:lastRenderedPageBreak/>
-        <w:t>produca sinonimi o termini affini ma non corretti, mentre formulazioni vaghe o troppo generiche aumentano le possibilità di errore. Si può dunque concludere che la convergenza tra target e guess dipende da un equilibrio tra la progettazione accurata del prompt, il grado di concretezza del concetto e la qualità semantica delle definizioni utilizzate come input.</w:t>
+        <w:t xml:space="preserve">     Questo laboratorio dimostra chiaramente che l’efficienza del modello LLM nel processo di guessing dipende dall’interazione di più variabili. In primo luogo, la struttura del prompt è fondamentale: prompt ben contestualizzati, vincolanti e mirati permettono al sistema di ridurre la variabilità delle risposte e convergere più rapidamente verso il concetto corretto. In secondo luogo, anche la natura del concetto da indovinare influisce notevolmente. Concetti concreti e specifici risultano generalmente più facili da individuare rispetto a quelli astratti e generici, che richiedono più interazioni e raffinamenti. Infine, un ruolo determinante è svolto ovviamente dalla qualità delle definizioni fornite. Definizioni precise, chiare e non ambigue riducono il rischio che il modello produca sinonimi o termini affini ma non corretti, mentre formulazioni vaghe o troppo generiche aumentano le possibilità di errore. Si può dunque concludere che la convergenza tra target e guess dipende da un equilibrio tra la progettazione accurata del prompt, il grado di concretezza del concetto e la qualità semantica delle definizioni utilizzate come input.</w:t>
       </w:r>
     </w:p>
     <w:p>
